--- a/output/archive/QuenverellData/proposals/2023/corvenlith/corvenlith-qv.23.100-omics-proposal-v1.docx
+++ b/output/archive/QuenverellData/proposals/2023/corvenlith/corvenlith-qv.23.100-omics-proposal-v1.docx
@@ -47,6 +47,7 @@
     <w:p>
       <w:pPr>
         <w:pStyle w:val="Heading1"/>
+        <w:keepNext/>
       </w:pPr>
       <w:r>
         <w:t>1 The biological question</w:t>
@@ -54,12 +55,13 @@
     </w:p>
     <w:p>
       <w:r>
-        <w:t>Corvenlith Therapeutics has RNA-seq from stimulated immune cells from healthy and patient donors and a candidate list of inflammatory targets. The question is which candidates remain differentially expressed once donor-to-donor variation is accounted for.</w:t>
+        <w:t>Corvenlith Therapeutics has RNA-seq from immune cells stimulated in vitro, from healthy and patient donors, with unstimulated and stimulated samples from each donor, and a candidate list of inflammatory targets. The question is which candidates respond to stimulation consistently across donors, and which differ between patient and healthy donors.</w:t>
       </w:r>
     </w:p>
     <w:p>
       <w:pPr>
         <w:pStyle w:val="Heading1"/>
+        <w:keepNext/>
       </w:pPr>
       <w:r>
         <w:t>2 Data and provenance</w:t>
@@ -68,6 +70,8 @@
     <w:p>
       <w:pPr>
         <w:pStyle w:val="ListBullet"/>
+        <w:keepNext/>
+        <w:keepLines/>
       </w:pPr>
       <w:r>
         <w:t>Client-supplied FASTQ files and sample manifest</w:t>
@@ -76,6 +80,8 @@
     <w:p>
       <w:pPr>
         <w:pStyle w:val="ListBullet"/>
+        <w:keepNext/>
+        <w:keepLines/>
       </w:pPr>
       <w:r>
         <w:t>Donor, batch and stimulation metadata reconciled against the manifest before any analysis</w:t>
@@ -84,6 +90,7 @@
     <w:p>
       <w:pPr>
         <w:pStyle w:val="ListBullet"/>
+        <w:keepLines/>
       </w:pPr>
       <w:r>
         <w:t>Public reference expression data for tissue context</w:t>
@@ -92,6 +99,7 @@
     <w:p>
       <w:pPr>
         <w:pStyle w:val="Heading1"/>
+        <w:keepNext/>
       </w:pPr>
       <w:r>
         <w:t>3 Approach</w:t>
@@ -100,6 +108,8 @@
     <w:p>
       <w:pPr>
         <w:pStyle w:val="ListBullet"/>
+        <w:keepNext/>
+        <w:keepLines/>
       </w:pPr>
       <w:r>
         <w:t>Data acceptance: read QC, sample identity checks, outlier review</w:t>
@@ -108,14 +118,28 @@
     <w:p>
       <w:pPr>
         <w:pStyle w:val="ListBullet"/>
+        <w:keepNext/>
+        <w:keepLines/>
       </w:pPr>
       <w:r>
-        <w:t>RNA-seq differential expression with donor as a blocking factor</w:t>
+        <w:t>Within-donor stimulation contrasts with donor as a blocking factor (paired design)</w:t>
       </w:r>
     </w:p>
     <w:p>
       <w:pPr>
         <w:pStyle w:val="ListBullet"/>
+        <w:keepNext/>
+        <w:keepLines/>
+      </w:pPr>
+      <w:r>
+        <w:t>Patient versus healthy comparison with an estimable group model (donor as a random effect, with age and sex as covariates); confirmed after manifest review</w:t>
+      </w:r>
+    </w:p>
+    <w:p>
+      <w:pPr>
+        <w:pStyle w:val="ListBullet"/>
+        <w:keepNext/>
+        <w:keepLines/>
       </w:pPr>
       <w:r>
         <w:t>Sensitivity analysis: results with and without the two flagged donors</w:t>
@@ -124,6 +148,7 @@
     <w:p>
       <w:pPr>
         <w:pStyle w:val="ListBullet"/>
+        <w:keepLines/>
       </w:pPr>
       <w:r>
         <w:t>Omics target prioritisation: evidence score per candidate combining expression, pathway context and tissue specificity</w:t>
@@ -137,6 +162,7 @@
     <w:p>
       <w:pPr>
         <w:pStyle w:val="Heading1"/>
+        <w:keepNext/>
       </w:pPr>
       <w:r>
         <w:t>4 Deliverables and timing</w:t>
@@ -145,6 +171,8 @@
     <w:p>
       <w:pPr>
         <w:pStyle w:val="ListBullet"/>
+        <w:keepNext/>
+        <w:keepLines/>
       </w:pPr>
       <w:r>
         <w:t>Data acceptance note and interim readout (about 3 weeks after data receipt)</w:t>
@@ -153,6 +181,8 @@
     <w:p>
       <w:pPr>
         <w:pStyle w:val="ListBullet"/>
+        <w:keepNext/>
+        <w:keepLines/>
       </w:pPr>
       <w:r>
         <w:t>Final readout deck and ranked target cards</w:t>
@@ -161,6 +191,7 @@
     <w:p>
       <w:pPr>
         <w:pStyle w:val="ListBullet"/>
+        <w:keepLines/>
       </w:pPr>
       <w:r>
         <w:t>Analysis notebook and versioned pipeline record</w:t>
@@ -169,6 +200,7 @@
     <w:p>
       <w:pPr>
         <w:pStyle w:val="Heading1"/>
+        <w:keepNext/>
       </w:pPr>
       <w:r>
         <w:t>5 Price</w:t>
@@ -191,6 +223,9 @@
             <w:shd w:val="clear" w:color="auto" w:fill="183C4C"/>
           </w:tcPr>
           <w:p>
+            <w:pPr>
+              <w:keepNext/>
+            </w:pPr>
             <w:r>
               <w:rPr>
                 <w:b/>
@@ -207,6 +242,9 @@
             <w:shd w:val="clear" w:color="auto" w:fill="183C4C"/>
           </w:tcPr>
           <w:p>
+            <w:pPr>
+              <w:keepNext/>
+            </w:pPr>
             <w:r>
               <w:rPr>
                 <w:b/>
@@ -224,6 +262,9 @@
             <w:tcW w:type="dxa" w:w="4706"/>
           </w:tcPr>
           <w:p>
+            <w:pPr>
+              <w:keepNext/>
+            </w:pPr>
             <w:r>
               <w:rPr>
                 <w:sz w:val="18"/>
@@ -237,6 +278,9 @@
             <w:tcW w:type="dxa" w:w="4706"/>
           </w:tcPr>
           <w:p>
+            <w:pPr>
+              <w:keepNext/>
+            </w:pPr>
             <w:r>
               <w:rPr>
                 <w:sz w:val="18"/>
@@ -252,6 +296,9 @@
             <w:tcW w:type="dxa" w:w="4706"/>
           </w:tcPr>
           <w:p>
+            <w:pPr>
+              <w:keepNext/>
+            </w:pPr>
             <w:r>
               <w:rPr>
                 <w:sz w:val="18"/>
@@ -265,6 +312,9 @@
             <w:tcW w:type="dxa" w:w="4706"/>
           </w:tcPr>
           <w:p>
+            <w:pPr>
+              <w:keepNext/>
+            </w:pPr>
             <w:r>
               <w:rPr>
                 <w:sz w:val="18"/>
@@ -280,6 +330,9 @@
             <w:tcW w:type="dxa" w:w="4706"/>
           </w:tcPr>
           <w:p>
+            <w:pPr>
+              <w:keepNext/>
+            </w:pPr>
             <w:r>
               <w:rPr>
                 <w:sz w:val="18"/>
@@ -293,6 +346,9 @@
             <w:tcW w:type="dxa" w:w="4706"/>
           </w:tcPr>
           <w:p>
+            <w:pPr>
+              <w:keepNext/>
+            </w:pPr>
             <w:r>
               <w:rPr>
                 <w:sz w:val="18"/>
@@ -308,6 +364,9 @@
             <w:tcW w:type="dxa" w:w="4706"/>
           </w:tcPr>
           <w:p>
+            <w:pPr>
+              <w:keepNext/>
+            </w:pPr>
             <w:r>
               <w:rPr>
                 <w:sz w:val="18"/>
@@ -321,6 +380,9 @@
             <w:tcW w:type="dxa" w:w="4706"/>
           </w:tcPr>
           <w:p>
+            <w:pPr>
+              <w:keepNext/>
+            </w:pPr>
             <w:r>
               <w:rPr>
                 <w:sz w:val="18"/>
@@ -368,6 +430,7 @@
     <w:p>
       <w:pPr>
         <w:pStyle w:val="Heading1"/>
+        <w:keepNext/>
       </w:pPr>
       <w:r>
         <w:t>6 Notes</w:t>
@@ -379,7 +442,7 @@
           <w:i/>
           <w:sz w:val="18"/>
         </w:rPr>
-        <w:t>Corvenlith Therapeutics is a new client for Quenverell. Please note the client name when raising the purchase order: our accounts team has previously confused it with an unrelated group account of similar spelling.</w:t>
+        <w:t>Corvenlith Therapeutics is an existing Quenverell client and is a separate company from the similarly named group account; please quote the Corvenlith name exactly on the purchase order.</w:t>
       </w:r>
     </w:p>
     <w:p/>
@@ -464,11 +527,38 @@
           </w:tcPr>
           <w:p>
             <w:r>
-              <w:rPr>
-                <w:rFonts w:ascii="Georgia" w:hAnsi="Georgia"/>
-                <w:i/>
-              </w:rPr>
-              <w:t>Zawiernicki</w:t>
+              <w:drawing>
+                <wp:inline xmlns:a="http://schemas.openxmlformats.org/drawingml/2006/main" xmlns:pic="http://schemas.openxmlformats.org/drawingml/2006/picture">
+                  <wp:extent cx="1210235" cy="324000"/>
+                  <wp:docPr id="1" name="Picture 1"/>
+                  <wp:cNvGraphicFramePr>
+                    <a:graphicFrameLocks noChangeAspect="1"/>
+                  </wp:cNvGraphicFramePr>
+                  <a:graphic>
+                    <a:graphicData uri="http://schemas.openxmlformats.org/drawingml/2006/picture">
+                      <pic:pic>
+                        <pic:nvPicPr>
+                          <pic:cNvPr id="0" name="image.png"/>
+                          <pic:cNvPicPr/>
+                        </pic:nvPicPr>
+                        <pic:blipFill>
+                          <a:blip r:embed="rId11"/>
+                          <a:stretch>
+                            <a:fillRect/>
+                          </a:stretch>
+                        </pic:blipFill>
+                        <pic:spPr>
+                          <a:xfrm>
+                            <a:off x="0" y="0"/>
+                            <a:ext cx="1210235" cy="324000"/>
+                          </a:xfrm>
+                          <a:prstGeom prst="rect"/>
+                        </pic:spPr>
+                      </pic:pic>
+                    </a:graphicData>
+                  </a:graphic>
+                </wp:inline>
+              </w:drawing>
             </w:r>
           </w:p>
         </w:tc>
